--- a/output/INTERNAL_Disclosure_QA.docx
+++ b/output/INTERNAL_Disclosure_QA.docx
@@ -80,7 +80,7 @@
           <w:b w:val="0"/>
           <w:i w:val="0"/>
         </w:rPr>
-        <w:t>Jalour's sponsor funding for each project comes from the group's resources; capacity is shared across projects and other group activity.</w:t>
+        <w:t>Project funding gaps are to be covered from Jalour's cash reserves and from cash generated by other projects Jalour is constructing. That capacity is shared across projects and other group activity, and the packs say so.</w:t>
       </w:r>
     </w:p>
     <w:p>
@@ -565,7 +565,7 @@
           <w:b w:val="0"/>
           <w:i w:val="0"/>
         </w:rPr>
-        <w:t>The balance of project funding is provided by Jalour sponsor equity, project collections and other capital sources. The sources and uses table in the memorandum shows the amounts. Jalour has said it will fund project funding gaps above project cash; the form and cap of that undertaking are being documented.</w:t>
+        <w:t>The balance of project funding is provided by Jalour sponsor equity, project collections and other capital sources. The sources and uses table in the memorandum shows the amounts. Jalour has said it will cover project funding gaps above project cash from its cash reserves and from cash generated by other projects it is constructing; the form and cap of that undertaking are being documented.</w:t>
       </w:r>
     </w:p>
     <w:p>
@@ -733,7 +733,7 @@
           <w:b w:val="0"/>
           <w:i w:val="0"/>
         </w:rPr>
-        <w:t>There is no cross-collateral or cross-default. Jalour's capacity to fund project gaps comes from the group's overall resources, which is why we provide audited accounts and document the funding undertaking.</w:t>
+        <w:t>There is no cross-collateral or cross-default. However, Jalour's capacity to cover this project's gaps rests on its cash reserves and on cash from its other projects, so how those projects perform can affect that capacity. That is why audited accounts are provided after a non-disclosure agreement is signed and the funding undertaking is documented.</w:t>
       </w:r>
     </w:p>
     <w:p>
@@ -745,6 +745,34 @@
           <w:sz w:val="19"/>
         </w:rPr>
         <w:t>Note to team: This is the honest point on shared sponsor capacity; do not omit it if asked about sponsor strength.</w:t>
+      </w:r>
+    </w:p>
+    <w:p>
+      <w:pPr>
+        <w:pStyle w:val="Heading3"/>
+      </w:pPr>
+      <w:r>
+        <w:t>Is cash from other projects used for mine, or mine for others?</w:t>
+      </w:r>
+    </w:p>
+    <w:p>
+      <w:r>
+        <w:rPr>
+          <w:b w:val="0"/>
+          <w:i w:val="0"/>
+        </w:rPr>
+        <w:t>Jalour has said it will cover gaps in this project from its cash reserves and cash from other projects it is constructing. Surplus cash from this project, once the payment priority covenant is satisfied, belongs to the project company and its owners and can be distributed to Jalour; what Jalour does with it at group level is not restricted by your agreements, except through the covenants you have.</w:t>
+      </w:r>
+    </w:p>
+    <w:p>
+      <w:r>
+        <w:rPr>
+          <w:b w:val="0"/>
+          <w:i/>
+          <w:color w:val="6B7280"/>
+          <w:sz w:val="19"/>
+        </w:rPr>
+        <w:t>Note to team: Do not say cash is segregated or ring-fenced. Do not deny that group cash is shared.</w:t>
       </w:r>
     </w:p>
     <w:p>

--- a/output/INTERNAL_Disclosure_QA.docx
+++ b/output/INTERNAL_Disclosure_QA.docx
@@ -107,6 +107,75 @@
           <w:i w:val="0"/>
         </w:rPr>
         <w:t>Jalour has not guaranteed any return in either project.</w:t>
+      </w:r>
+    </w:p>
+    <w:p>
+      <w:pPr>
+        <w:pStyle w:val="Heading2"/>
+      </w:pPr>
+      <w:r>
+        <w:t>Exception: the two 125M packs</w:t>
+      </w:r>
+    </w:p>
+    <w:p>
+      <w:r>
+        <w:rPr>
+          <w:b w:val="0"/>
+          <w:i w:val="0"/>
+        </w:rPr>
+        <w:t>By Jalour decision, the Green Square 125M and L'avenir 125M packs (and only those) show the other project's finances: its name, financial summary and a combined cash position (Investment Memorandum section 11.2, deck slide 11, annex sheet Combined_Position). The other six packs remain strictly separate. Rules for the 125M packs:</w:t>
+      </w:r>
+    </w:p>
+    <w:p>
+      <w:pPr>
+        <w:pStyle w:val="ListBullet"/>
+        <w:spacing w:after="60"/>
+      </w:pPr>
+      <w:r>
+        <w:rPr>
+          <w:b w:val="0"/>
+          <w:i w:val="0"/>
+        </w:rPr>
+        <w:t>The packs do not mention the other project's investor, ticket, terms or pitch, and never state any combined or total raise. Note that two 125M tickets add to a number the investors could work out for themselves; do not confirm or discuss it.</w:t>
+      </w:r>
+    </w:p>
+    <w:p>
+      <w:pPr>
+        <w:pStyle w:val="ListBullet"/>
+        <w:spacing w:after="60"/>
+      </w:pPr>
+      <w:r>
+        <w:rPr>
+          <w:b w:val="0"/>
+          <w:i w:val="0"/>
+        </w:rPr>
+        <w:t>Both 125M investors may compare notes. Check that the two packs agree on every shared number before either is sent.</w:t>
+      </w:r>
+    </w:p>
+    <w:p>
+      <w:pPr>
+        <w:pStyle w:val="ListBullet"/>
+        <w:spacing w:after="60"/>
+      </w:pPr>
+      <w:r>
+        <w:rPr>
+          <w:b w:val="0"/>
+          <w:i w:val="0"/>
+        </w:rPr>
+        <w:t>Disclosing the other project's finances to one investor is a disclosure to a third party about the other project. Counsel should confirm confidentiality undertakings in the NDA cover this.</w:t>
+      </w:r>
+    </w:p>
+    <w:p>
+      <w:pPr>
+        <w:pStyle w:val="ListBullet"/>
+        <w:spacing w:after="60"/>
+      </w:pPr>
+      <w:r>
+        <w:rPr>
+          <w:b w:val="0"/>
+          <w:i w:val="0"/>
+        </w:rPr>
+        <w:t>The answer to "Is Jalour raising for other projects?" stays: we do not comment on other capital providers or their terms. The packs themselves show the other project's finances.</w:t>
       </w:r>
     </w:p>
     <w:p>

--- a/output/INTERNAL_Disclosure_QA.docx
+++ b/output/INTERNAL_Disclosure_QA.docx
@@ -54,7 +54,7 @@
           <w:b w:val="0"/>
           <w:i w:val="0"/>
         </w:rPr>
-        <w:t>Jalour is raising capital for two projects, Green Square and L'avenir, from two separate investors, one per project. Each investor sees only their own project.</w:t>
+        <w:t>Jalour is raising capital for two projects, Green Square and L'avenir, from investors at project level. Single-project investors see only their own project; the EGP 125M investor (EGP 62.5M in each project) sees both, under the NDA.</w:t>
       </w:r>
     </w:p>
     <w:p>
@@ -114,7 +114,7 @@
         <w:pStyle w:val="Heading2"/>
       </w:pPr>
       <w:r>
-        <w:t>Exception: the two 125M packs</w:t>
+        <w:t>The combined EGP 125M investor (only case)</w:t>
       </w:r>
     </w:p>
     <w:p>
@@ -123,7 +123,7 @@
           <w:b w:val="0"/>
           <w:i w:val="0"/>
         </w:rPr>
-        <w:t>By Jalour decision, the Green Square 125M and L'avenir 125M packs (and only those) show the other project's finances: its name, financial summary and a combined cash position (Investment Memorandum section 11.2, deck slide 11, annex sheet Combined_Position). The other six packs remain strictly separate. Rules for the 125M packs:</w:t>
+        <w:t>An investor paying EGP 125M invests EGP 62.5M in each project, as one transaction. This is the only 125M case: there is no EGP 125M single-project pack. That investor receives the COMBINED_125M pack, which shows both projects (both names, both sets of finances and the combined cash position). The six single-project packs (50, 75 and 100M) stay strictly separate and never mention the other project. Rules:</w:t>
       </w:r>
     </w:p>
     <w:p>
@@ -136,7 +136,7 @@
           <w:b w:val="0"/>
           <w:i w:val="0"/>
         </w:rPr>
-        <w:t>The packs do not mention the other project's investor, ticket, terms or pitch, and never state any combined or total raise. Note that two 125M tickets add to a number the investors could work out for themselves; do not confirm or discuss it.</w:t>
+        <w:t>The non-disclosure agreement covers everything in every pack and the data room, including the financial information of both projects. Every document in every pack states on its cover and in its notice that all information is confidential. Sign the NDA before releasing sponsor, permit, title and landlord-consent materials.</w:t>
       </w:r>
     </w:p>
     <w:p>
@@ -149,7 +149,7 @@
           <w:b w:val="0"/>
           <w:i w:val="0"/>
         </w:rPr>
-        <w:t>Both 125M investors may compare notes. Check that the two packs agree on every shared number before either is sent.</w:t>
+        <w:t>The combined pack does not mention any other investor, ticket, terms or pitch and never states any combined or total raise beyond this investor's own EGP 125M.</w:t>
       </w:r>
     </w:p>
     <w:p>
@@ -162,7 +162,7 @@
           <w:b w:val="0"/>
           <w:i w:val="0"/>
         </w:rPr>
-        <w:t>Disclosing the other project's finances to one investor is a disclosure to a third party about the other project. Counsel should confirm confidentiality undertakings in the NDA cover this.</w:t>
+        <w:t>The option (units or cash) is chosen once and applies to both projects. No cross-collateral or cross-default between the project companies.</w:t>
       </w:r>
     </w:p>
     <w:p>
@@ -175,7 +175,20 @@
           <w:b w:val="0"/>
           <w:i w:val="0"/>
         </w:rPr>
-        <w:t>The answer to "Is Jalour raising for other projects?" stays: we do not comment on other capital providers or their terms. The packs themselves show the other project's finances.</w:t>
+        <w:t>Other investors in single-project packs cannot learn about the other project from their own pack. If a single-project investor asks, use the standard answers below.</w:t>
+      </w:r>
+    </w:p>
+    <w:p>
+      <w:pPr>
+        <w:pStyle w:val="ListBullet"/>
+        <w:spacing w:after="60"/>
+      </w:pPr>
+      <w:r>
+        <w:rPr>
+          <w:b w:val="0"/>
+          <w:i w:val="0"/>
+        </w:rPr>
+        <w:t>NDA template (NDA_Template.docx) is in every pack: the combined pack names both projects; each single-project pack names only its own. Counsel to review the template, governing law and forum before use.</w:t>
       </w:r>
     </w:p>
     <w:p>
@@ -204,6 +217,8 @@
       <w:tblPr>
         <w:tblW w:type="auto" w:w="0"/>
         <w:jc w:val="center"/>
+        <w:tblLayout w:type="fixed"/>
+        <w:tblLook w:firstColumn="1" w:firstRow="1" w:lastColumn="0" w:lastRow="0" w:noHBand="0" w:noVBand="1" w:val="04A0"/>
         <w:tblBorders>
           <w:top w:val="single" w:sz="4" w:space="0" w:color="C9CFD8"/>
           <w:left w:val="single" w:sz="4" w:space="0" w:color="C9CFD8"/>
@@ -212,14 +227,12 @@
           <w:insideH w:val="single" w:sz="4" w:space="0" w:color="C9CFD8"/>
           <w:insideV w:val="single" w:sz="4" w:space="0" w:color="C9CFD8"/>
         </w:tblBorders>
-        <w:tblLayout w:type="fixed"/>
         <w:tblCellMar>
           <w:top w:w="40" w:type="dxa"/>
           <w:left w:w="80" w:type="dxa"/>
           <w:bottom w:w="40" w:type="dxa"/>
           <w:right w:w="80" w:type="dxa"/>
         </w:tblCellMar>
-        <w:tblLook w:firstColumn="1" w:firstRow="1" w:lastColumn="0" w:lastRow="0" w:noHBand="0" w:noVBand="1" w:val="04A0"/>
       </w:tblPr>
       <w:tblGrid>
         <w:gridCol w:w="3099"/>
@@ -539,7 +552,7 @@
               <w:rPr>
                 <w:sz w:val="19"/>
               </w:rPr>
-              <w:t>Any combined programme figure, any mention of the other project's name, ticket, terms or investor</w:t>
+              <w:t>In single-project packs or conversations: any combined programme figure, or any mention of the other project's name, ticket, terms or investor (the combined 125M investor may be told about both projects)</w:t>
             </w:r>
           </w:p>
         </w:tc>
